--- a/tests/golden/expected/G-09_kp.docx
+++ b/tests/golden/expected/G-09_kp.docx
@@ -5093,13 +5093,17 @@
           <w:szCs w:val="22"/>
           <w:lang w:val="ru-RU"/>
         </w:rPr>
-        <w:t xml:space="preserve">— Предоплата 50% стоимости весов и фундамента — подписание Договора.</w:t>
+        <w:t xml:space="preserve">— Предоплата 50% стоимости весов и фундамента при подписании Договора (5 дней).</w:t>
         <w:br/>
-        <w:t xml:space="preserve">— Доплата 50% за весы и доставку — готовность Весов к отгрузке.</w:t>
+        <w:t xml:space="preserve">— Доплата 50% стоимости фундамента по Акту строительства фундамента (5 дней).</w:t>
         <w:br/>
-        <w:t xml:space="preserve">— Доплата 50% за фундамент — Акт по строительству фундамента.</w:t>
+        <w:t xml:space="preserve">— Доплата 50% стоимости весов и доставки по готовности весов к отгрузке (5 дней).</w:t>
         <w:br/>
-        <w:t xml:space="preserve">— Монтаж и поверка: 50% предоплата — готовность к монтажу; 50% доплата — Акт выполненных работ.</w:t>
+        <w:t xml:space="preserve">— Монтаж и поверка: предоплата 50% по готовности к монтажу, доплата 50% по Акту выполненных работ (5 дней).</w:t>
+        <w:br/>
+        <w:t xml:space="preserve"/>
+        <w:br/>
+        <w:t xml:space="preserve">Сроки указаны в банковских днях.</w:t>
       </w:r>
     </w:p>
     <w:p/>
